--- a/LAB6/11CNPM2-LAB6_1150080103-TranNgocPhuongLinh.docx
+++ b/LAB6/11CNPM2-LAB6_1150080103-TranNgocPhuongLinh.docx
@@ -86,31 +86,6 @@
         </w:rPr>
         <w:t>Link video thực hành :</w:t>
       </w:r>
-    </w:p>
-    <w:p>
-      <w:pPr>
-        <w:rPr>
-          <w:rFonts w:ascii="Times New Roman" w:hAnsi="Times New Roman" w:cs="Times New Roman"/>
-          <w:sz w:val="26"/>
-          <w:szCs w:val="26"/>
-        </w:rPr>
-      </w:pPr>
-      <w:r>
-        <w:rPr>
-          <w:rFonts w:ascii="Times New Roman" w:hAnsi="Times New Roman" w:cs="Times New Roman"/>
-          <w:sz w:val="26"/>
-          <w:szCs w:val="26"/>
-        </w:rPr>
-        <w:t xml:space="preserve">Lab 6 : </w:t>
-      </w:r>
-      <w:r>
-        <w:rPr>
-          <w:rFonts w:ascii="Times New Roman" w:hAnsi="Times New Roman" w:cs="Times New Roman"/>
-          <w:sz w:val="26"/>
-          <w:szCs w:val="26"/>
-        </w:rPr>
-        <w:t>XÁC THỰC ACTIVE DIRECTORY VÀ</w:t>
-      </w:r>
       <w:r>
         <w:rPr>
           <w:rFonts w:ascii="Times New Roman" w:hAnsi="Times New Roman" w:cs="Times New Roman"/>
@@ -125,7 +100,24 @@
           <w:sz w:val="26"/>
           <w:szCs w:val="26"/>
         </w:rPr>
-        <w:t>CHÍNH SÁCH TRUY CẬP TRÊN pfSense</w:t>
+        <w:t>https://youtu.be/jDtOKLORvbk</w:t>
+      </w:r>
+    </w:p>
+    <w:p>
+      <w:pPr>
+        <w:rPr>
+          <w:rFonts w:ascii="Times New Roman" w:hAnsi="Times New Roman" w:cs="Times New Roman"/>
+          <w:sz w:val="26"/>
+          <w:szCs w:val="26"/>
+        </w:rPr>
+      </w:pPr>
+      <w:r>
+        <w:rPr>
+          <w:rFonts w:ascii="Times New Roman" w:hAnsi="Times New Roman" w:cs="Times New Roman"/>
+          <w:sz w:val="26"/>
+          <w:szCs w:val="26"/>
+        </w:rPr>
+        <w:t>Lab 6 : XÁC THỰC ACTIVE DIRECTORY VÀ CHÍNH SÁCH TRUY CẬP TRÊN pfSense</w:t>
       </w:r>
     </w:p>
     <w:p>
@@ -447,6 +439,632 @@
           </wp:inline>
         </w:drawing>
       </w:r>
+    </w:p>
+    <w:p>
+      <w:pPr>
+        <w:rPr>
+          <w:rFonts w:ascii="Times New Roman" w:hAnsi="Times New Roman" w:cs="Times New Roman"/>
+          <w:sz w:val="26"/>
+          <w:szCs w:val="26"/>
+        </w:rPr>
+      </w:pPr>
+      <w:r>
+        <w:rPr>
+          <w:rFonts w:ascii="Times New Roman" w:hAnsi="Times New Roman" w:cs="Times New Roman"/>
+          <w:sz w:val="26"/>
+          <w:szCs w:val="26"/>
+        </w:rPr>
+        <w:t>Cài lại ip máy thật</w:t>
+      </w:r>
+    </w:p>
+    <w:p>
+      <w:pPr>
+        <w:rPr>
+          <w:rFonts w:ascii="Times New Roman" w:hAnsi="Times New Roman" w:cs="Times New Roman"/>
+          <w:sz w:val="26"/>
+          <w:szCs w:val="26"/>
+        </w:rPr>
+      </w:pPr>
+      <w:r>
+        <w:rPr>
+          <w:noProof/>
+        </w:rPr>
+        <w:drawing>
+          <wp:inline distT="0" distB="0" distL="0" distR="0" wp14:anchorId="5EEF7C44" wp14:editId="5F6DEA74">
+            <wp:extent cx="5943600" cy="3206750"/>
+            <wp:effectExtent l="0" t="0" r="0" b="0"/>
+            <wp:docPr id="7" name="Picture 7"/>
+            <wp:cNvGraphicFramePr>
+              <a:graphicFrameLocks xmlns:a="http://schemas.openxmlformats.org/drawingml/2006/main" noChangeAspect="1"/>
+            </wp:cNvGraphicFramePr>
+            <a:graphic xmlns:a="http://schemas.openxmlformats.org/drawingml/2006/main">
+              <a:graphicData uri="http://schemas.openxmlformats.org/drawingml/2006/picture">
+                <pic:pic xmlns:pic="http://schemas.openxmlformats.org/drawingml/2006/picture">
+                  <pic:nvPicPr>
+                    <pic:cNvPr id="1" name=""/>
+                    <pic:cNvPicPr/>
+                  </pic:nvPicPr>
+                  <pic:blipFill>
+                    <a:blip r:embed="rId9"/>
+                    <a:stretch>
+                      <a:fillRect/>
+                    </a:stretch>
+                  </pic:blipFill>
+                  <pic:spPr>
+                    <a:xfrm>
+                      <a:off x="0" y="0"/>
+                      <a:ext cx="5943600" cy="3206750"/>
+                    </a:xfrm>
+                    <a:prstGeom prst="rect">
+                      <a:avLst/>
+                    </a:prstGeom>
+                  </pic:spPr>
+                </pic:pic>
+              </a:graphicData>
+            </a:graphic>
+          </wp:inline>
+        </w:drawing>
+      </w:r>
+    </w:p>
+    <w:p>
+      <w:pPr>
+        <w:rPr>
+          <w:rFonts w:ascii="Times New Roman" w:hAnsi="Times New Roman" w:cs="Times New Roman"/>
+          <w:sz w:val="26"/>
+          <w:szCs w:val="26"/>
+        </w:rPr>
+      </w:pPr>
+      <w:r>
+        <w:rPr>
+          <w:rFonts w:ascii="Times New Roman" w:hAnsi="Times New Roman" w:cs="Times New Roman"/>
+          <w:sz w:val="26"/>
+          <w:szCs w:val="26"/>
+        </w:rPr>
+        <w:lastRenderedPageBreak/>
+        <w:t xml:space="preserve">Truy cập từ máy thật  </w:t>
+      </w:r>
+    </w:p>
+    <w:p>
+      <w:pPr>
+        <w:rPr>
+          <w:rFonts w:ascii="Times New Roman" w:hAnsi="Times New Roman" w:cs="Times New Roman"/>
+          <w:sz w:val="26"/>
+          <w:szCs w:val="26"/>
+        </w:rPr>
+      </w:pPr>
+      <w:r>
+        <w:rPr>
+          <w:noProof/>
+        </w:rPr>
+        <w:drawing>
+          <wp:inline distT="0" distB="0" distL="0" distR="0" wp14:anchorId="6F1B5D0B" wp14:editId="7007790B">
+            <wp:extent cx="5943600" cy="3188335"/>
+            <wp:effectExtent l="0" t="0" r="0" b="0"/>
+            <wp:docPr id="8" name="Picture 8"/>
+            <wp:cNvGraphicFramePr>
+              <a:graphicFrameLocks xmlns:a="http://schemas.openxmlformats.org/drawingml/2006/main" noChangeAspect="1"/>
+            </wp:cNvGraphicFramePr>
+            <a:graphic xmlns:a="http://schemas.openxmlformats.org/drawingml/2006/main">
+              <a:graphicData uri="http://schemas.openxmlformats.org/drawingml/2006/picture">
+                <pic:pic xmlns:pic="http://schemas.openxmlformats.org/drawingml/2006/picture">
+                  <pic:nvPicPr>
+                    <pic:cNvPr id="1" name=""/>
+                    <pic:cNvPicPr/>
+                  </pic:nvPicPr>
+                  <pic:blipFill>
+                    <a:blip r:embed="rId10"/>
+                    <a:stretch>
+                      <a:fillRect/>
+                    </a:stretch>
+                  </pic:blipFill>
+                  <pic:spPr>
+                    <a:xfrm>
+                      <a:off x="0" y="0"/>
+                      <a:ext cx="5943600" cy="3188335"/>
+                    </a:xfrm>
+                    <a:prstGeom prst="rect">
+                      <a:avLst/>
+                    </a:prstGeom>
+                  </pic:spPr>
+                </pic:pic>
+              </a:graphicData>
+            </a:graphic>
+          </wp:inline>
+        </w:drawing>
+      </w:r>
+    </w:p>
+    <w:p>
+      <w:pPr>
+        <w:rPr>
+          <w:rFonts w:ascii="Times New Roman" w:hAnsi="Times New Roman" w:cs="Times New Roman"/>
+          <w:sz w:val="26"/>
+          <w:szCs w:val="26"/>
+        </w:rPr>
+      </w:pPr>
+      <w:r>
+        <w:rPr>
+          <w:noProof/>
+        </w:rPr>
+        <w:drawing>
+          <wp:inline distT="0" distB="0" distL="0" distR="0" wp14:anchorId="44CD92C3" wp14:editId="187FAE19">
+            <wp:extent cx="5943600" cy="3364230"/>
+            <wp:effectExtent l="0" t="0" r="0" b="7620"/>
+            <wp:docPr id="9" name="Picture 9"/>
+            <wp:cNvGraphicFramePr>
+              <a:graphicFrameLocks xmlns:a="http://schemas.openxmlformats.org/drawingml/2006/main" noChangeAspect="1"/>
+            </wp:cNvGraphicFramePr>
+            <a:graphic xmlns:a="http://schemas.openxmlformats.org/drawingml/2006/main">
+              <a:graphicData uri="http://schemas.openxmlformats.org/drawingml/2006/picture">
+                <pic:pic xmlns:pic="http://schemas.openxmlformats.org/drawingml/2006/picture">
+                  <pic:nvPicPr>
+                    <pic:cNvPr id="1" name=""/>
+                    <pic:cNvPicPr/>
+                  </pic:nvPicPr>
+                  <pic:blipFill>
+                    <a:blip r:embed="rId11"/>
+                    <a:stretch>
+                      <a:fillRect/>
+                    </a:stretch>
+                  </pic:blipFill>
+                  <pic:spPr>
+                    <a:xfrm>
+                      <a:off x="0" y="0"/>
+                      <a:ext cx="5943600" cy="3364230"/>
+                    </a:xfrm>
+                    <a:prstGeom prst="rect">
+                      <a:avLst/>
+                    </a:prstGeom>
+                  </pic:spPr>
+                </pic:pic>
+              </a:graphicData>
+            </a:graphic>
+          </wp:inline>
+        </w:drawing>
+      </w:r>
+    </w:p>
+    <w:p>
+      <w:pPr>
+        <w:rPr>
+          <w:rFonts w:ascii="Times New Roman" w:hAnsi="Times New Roman" w:cs="Times New Roman"/>
+          <w:sz w:val="26"/>
+          <w:szCs w:val="26"/>
+        </w:rPr>
+      </w:pPr>
+      <w:r>
+        <w:rPr>
+          <w:rFonts w:ascii="Times New Roman" w:hAnsi="Times New Roman" w:cs="Times New Roman"/>
+          <w:sz w:val="26"/>
+          <w:szCs w:val="26"/>
+        </w:rPr>
+        <w:t>Chuyển DC01 thành lan-segment lab6-lan</w:t>
+      </w:r>
+    </w:p>
+    <w:p>
+      <w:pPr>
+        <w:rPr>
+          <w:rFonts w:ascii="Times New Roman" w:hAnsi="Times New Roman" w:cs="Times New Roman"/>
+          <w:sz w:val="26"/>
+          <w:szCs w:val="26"/>
+        </w:rPr>
+      </w:pPr>
+      <w:r>
+        <w:rPr>
+          <w:noProof/>
+        </w:rPr>
+        <w:lastRenderedPageBreak/>
+        <w:drawing>
+          <wp:inline distT="0" distB="0" distL="0" distR="0" wp14:anchorId="74435C37" wp14:editId="417987D2">
+            <wp:extent cx="5943600" cy="6234430"/>
+            <wp:effectExtent l="0" t="0" r="0" b="0"/>
+            <wp:docPr id="4" name="Picture 4"/>
+            <wp:cNvGraphicFramePr>
+              <a:graphicFrameLocks xmlns:a="http://schemas.openxmlformats.org/drawingml/2006/main" noChangeAspect="1"/>
+            </wp:cNvGraphicFramePr>
+            <a:graphic xmlns:a="http://schemas.openxmlformats.org/drawingml/2006/main">
+              <a:graphicData uri="http://schemas.openxmlformats.org/drawingml/2006/picture">
+                <pic:pic xmlns:pic="http://schemas.openxmlformats.org/drawingml/2006/picture">
+                  <pic:nvPicPr>
+                    <pic:cNvPr id="1" name=""/>
+                    <pic:cNvPicPr/>
+                  </pic:nvPicPr>
+                  <pic:blipFill>
+                    <a:blip r:embed="rId12"/>
+                    <a:stretch>
+                      <a:fillRect/>
+                    </a:stretch>
+                  </pic:blipFill>
+                  <pic:spPr>
+                    <a:xfrm>
+                      <a:off x="0" y="0"/>
+                      <a:ext cx="5943600" cy="6234430"/>
+                    </a:xfrm>
+                    <a:prstGeom prst="rect">
+                      <a:avLst/>
+                    </a:prstGeom>
+                  </pic:spPr>
+                </pic:pic>
+              </a:graphicData>
+            </a:graphic>
+          </wp:inline>
+        </w:drawing>
+      </w:r>
+    </w:p>
+    <w:p>
+      <w:pPr>
+        <w:jc w:val="center"/>
+        <w:rPr>
+          <w:rFonts w:ascii="Times New Roman" w:hAnsi="Times New Roman" w:cs="Times New Roman"/>
+          <w:sz w:val="26"/>
+          <w:szCs w:val="26"/>
+        </w:rPr>
+      </w:pPr>
+      <w:r>
+        <w:rPr>
+          <w:noProof/>
+        </w:rPr>
+        <w:lastRenderedPageBreak/>
+        <w:drawing>
+          <wp:inline distT="0" distB="0" distL="0" distR="0" wp14:anchorId="1D37626E" wp14:editId="70C7DC2B">
+            <wp:extent cx="3093988" cy="3482642"/>
+            <wp:effectExtent l="0" t="0" r="0" b="3810"/>
+            <wp:docPr id="10" name="Picture 10"/>
+            <wp:cNvGraphicFramePr>
+              <a:graphicFrameLocks xmlns:a="http://schemas.openxmlformats.org/drawingml/2006/main" noChangeAspect="1"/>
+            </wp:cNvGraphicFramePr>
+            <a:graphic xmlns:a="http://schemas.openxmlformats.org/drawingml/2006/main">
+              <a:graphicData uri="http://schemas.openxmlformats.org/drawingml/2006/picture">
+                <pic:pic xmlns:pic="http://schemas.openxmlformats.org/drawingml/2006/picture">
+                  <pic:nvPicPr>
+                    <pic:cNvPr id="1" name=""/>
+                    <pic:cNvPicPr/>
+                  </pic:nvPicPr>
+                  <pic:blipFill>
+                    <a:blip r:embed="rId13"/>
+                    <a:stretch>
+                      <a:fillRect/>
+                    </a:stretch>
+                  </pic:blipFill>
+                  <pic:spPr>
+                    <a:xfrm>
+                      <a:off x="0" y="0"/>
+                      <a:ext cx="3093988" cy="3482642"/>
+                    </a:xfrm>
+                    <a:prstGeom prst="rect">
+                      <a:avLst/>
+                    </a:prstGeom>
+                  </pic:spPr>
+                </pic:pic>
+              </a:graphicData>
+            </a:graphic>
+          </wp:inline>
+        </w:drawing>
+      </w:r>
+    </w:p>
+    <w:p>
+      <w:pPr>
+        <w:rPr>
+          <w:rFonts w:ascii="Times New Roman" w:hAnsi="Times New Roman" w:cs="Times New Roman"/>
+          <w:sz w:val="26"/>
+          <w:szCs w:val="26"/>
+        </w:rPr>
+      </w:pPr>
+      <w:r>
+        <w:t>Cài Active Directory (AD DS) &amp; DNS Server</w:t>
+      </w:r>
+    </w:p>
+    <w:p>
+      <w:pPr>
+        <w:rPr>
+          <w:rFonts w:ascii="Times New Roman" w:hAnsi="Times New Roman" w:cs="Times New Roman"/>
+          <w:sz w:val="26"/>
+          <w:szCs w:val="26"/>
+        </w:rPr>
+      </w:pPr>
+      <w:r>
+        <w:rPr>
+          <w:noProof/>
+        </w:rPr>
+        <w:drawing>
+          <wp:inline distT="0" distB="0" distL="0" distR="0" wp14:anchorId="5EA7CE64" wp14:editId="54ACF970">
+            <wp:extent cx="5943600" cy="4264660"/>
+            <wp:effectExtent l="0" t="0" r="0" b="2540"/>
+            <wp:docPr id="11" name="Picture 11"/>
+            <wp:cNvGraphicFramePr>
+              <a:graphicFrameLocks xmlns:a="http://schemas.openxmlformats.org/drawingml/2006/main" noChangeAspect="1"/>
+            </wp:cNvGraphicFramePr>
+            <a:graphic xmlns:a="http://schemas.openxmlformats.org/drawingml/2006/main">
+              <a:graphicData uri="http://schemas.openxmlformats.org/drawingml/2006/picture">
+                <pic:pic xmlns:pic="http://schemas.openxmlformats.org/drawingml/2006/picture">
+                  <pic:nvPicPr>
+                    <pic:cNvPr id="1" name=""/>
+                    <pic:cNvPicPr/>
+                  </pic:nvPicPr>
+                  <pic:blipFill>
+                    <a:blip r:embed="rId14"/>
+                    <a:stretch>
+                      <a:fillRect/>
+                    </a:stretch>
+                  </pic:blipFill>
+                  <pic:spPr>
+                    <a:xfrm>
+                      <a:off x="0" y="0"/>
+                      <a:ext cx="5943600" cy="4264660"/>
+                    </a:xfrm>
+                    <a:prstGeom prst="rect">
+                      <a:avLst/>
+                    </a:prstGeom>
+                  </pic:spPr>
+                </pic:pic>
+              </a:graphicData>
+            </a:graphic>
+          </wp:inline>
+        </w:drawing>
+      </w:r>
+    </w:p>
+    <w:p>
+      <w:pPr>
+        <w:jc w:val="center"/>
+        <w:rPr>
+          <w:rFonts w:ascii="Times New Roman" w:hAnsi="Times New Roman" w:cs="Times New Roman"/>
+          <w:sz w:val="26"/>
+          <w:szCs w:val="26"/>
+        </w:rPr>
+      </w:pPr>
+      <w:r>
+        <w:rPr>
+          <w:noProof/>
+        </w:rPr>
+        <w:lastRenderedPageBreak/>
+        <w:drawing>
+          <wp:inline distT="0" distB="0" distL="0" distR="0" wp14:anchorId="79A82FEF" wp14:editId="4443EF7E">
+            <wp:extent cx="3337849" cy="2766300"/>
+            <wp:effectExtent l="0" t="0" r="0" b="0"/>
+            <wp:docPr id="12" name="Picture 12"/>
+            <wp:cNvGraphicFramePr>
+              <a:graphicFrameLocks xmlns:a="http://schemas.openxmlformats.org/drawingml/2006/main" noChangeAspect="1"/>
+            </wp:cNvGraphicFramePr>
+            <a:graphic xmlns:a="http://schemas.openxmlformats.org/drawingml/2006/main">
+              <a:graphicData uri="http://schemas.openxmlformats.org/drawingml/2006/picture">
+                <pic:pic xmlns:pic="http://schemas.openxmlformats.org/drawingml/2006/picture">
+                  <pic:nvPicPr>
+                    <pic:cNvPr id="1" name=""/>
+                    <pic:cNvPicPr/>
+                  </pic:nvPicPr>
+                  <pic:blipFill>
+                    <a:blip r:embed="rId15"/>
+                    <a:stretch>
+                      <a:fillRect/>
+                    </a:stretch>
+                  </pic:blipFill>
+                  <pic:spPr>
+                    <a:xfrm>
+                      <a:off x="0" y="0"/>
+                      <a:ext cx="3337849" cy="2766300"/>
+                    </a:xfrm>
+                    <a:prstGeom prst="rect">
+                      <a:avLst/>
+                    </a:prstGeom>
+                  </pic:spPr>
+                </pic:pic>
+              </a:graphicData>
+            </a:graphic>
+          </wp:inline>
+        </w:drawing>
+      </w:r>
+    </w:p>
+    <w:p>
+      <w:pPr>
+        <w:rPr>
+          <w:rFonts w:ascii="Times New Roman" w:hAnsi="Times New Roman" w:cs="Times New Roman"/>
+          <w:sz w:val="26"/>
+          <w:szCs w:val="26"/>
+        </w:rPr>
+      </w:pPr>
+      <w:r>
+        <w:rPr>
+          <w:noProof/>
+        </w:rPr>
+        <w:drawing>
+          <wp:inline distT="0" distB="0" distL="0" distR="0" wp14:anchorId="490C1E51" wp14:editId="70F3F731">
+            <wp:extent cx="5875529" cy="4259949"/>
+            <wp:effectExtent l="0" t="0" r="0" b="7620"/>
+            <wp:docPr id="13" name="Picture 13"/>
+            <wp:cNvGraphicFramePr>
+              <a:graphicFrameLocks xmlns:a="http://schemas.openxmlformats.org/drawingml/2006/main" noChangeAspect="1"/>
+            </wp:cNvGraphicFramePr>
+            <a:graphic xmlns:a="http://schemas.openxmlformats.org/drawingml/2006/main">
+              <a:graphicData uri="http://schemas.openxmlformats.org/drawingml/2006/picture">
+                <pic:pic xmlns:pic="http://schemas.openxmlformats.org/drawingml/2006/picture">
+                  <pic:nvPicPr>
+                    <pic:cNvPr id="1" name=""/>
+                    <pic:cNvPicPr/>
+                  </pic:nvPicPr>
+                  <pic:blipFill>
+                    <a:blip r:embed="rId16"/>
+                    <a:stretch>
+                      <a:fillRect/>
+                    </a:stretch>
+                  </pic:blipFill>
+                  <pic:spPr>
+                    <a:xfrm>
+                      <a:off x="0" y="0"/>
+                      <a:ext cx="5875529" cy="4259949"/>
+                    </a:xfrm>
+                    <a:prstGeom prst="rect">
+                      <a:avLst/>
+                    </a:prstGeom>
+                  </pic:spPr>
+                </pic:pic>
+              </a:graphicData>
+            </a:graphic>
+          </wp:inline>
+        </w:drawing>
+      </w:r>
+    </w:p>
+    <w:p>
+      <w:pPr>
+        <w:rPr>
+          <w:rFonts w:ascii="Times New Roman" w:hAnsi="Times New Roman" w:cs="Times New Roman"/>
+          <w:sz w:val="26"/>
+          <w:szCs w:val="26"/>
+        </w:rPr>
+      </w:pPr>
+      <w:r>
+        <w:rPr>
+          <w:noProof/>
+        </w:rPr>
+        <w:lastRenderedPageBreak/>
+        <w:drawing>
+          <wp:inline distT="0" distB="0" distL="0" distR="0" wp14:anchorId="0B96682F" wp14:editId="24279816">
+            <wp:extent cx="5860288" cy="4282811"/>
+            <wp:effectExtent l="0" t="0" r="7620" b="3810"/>
+            <wp:docPr id="14" name="Picture 14"/>
+            <wp:cNvGraphicFramePr>
+              <a:graphicFrameLocks xmlns:a="http://schemas.openxmlformats.org/drawingml/2006/main" noChangeAspect="1"/>
+            </wp:cNvGraphicFramePr>
+            <a:graphic xmlns:a="http://schemas.openxmlformats.org/drawingml/2006/main">
+              <a:graphicData uri="http://schemas.openxmlformats.org/drawingml/2006/picture">
+                <pic:pic xmlns:pic="http://schemas.openxmlformats.org/drawingml/2006/picture">
+                  <pic:nvPicPr>
+                    <pic:cNvPr id="1" name=""/>
+                    <pic:cNvPicPr/>
+                  </pic:nvPicPr>
+                  <pic:blipFill>
+                    <a:blip r:embed="rId17"/>
+                    <a:stretch>
+                      <a:fillRect/>
+                    </a:stretch>
+                  </pic:blipFill>
+                  <pic:spPr>
+                    <a:xfrm>
+                      <a:off x="0" y="0"/>
+                      <a:ext cx="5860288" cy="4282811"/>
+                    </a:xfrm>
+                    <a:prstGeom prst="rect">
+                      <a:avLst/>
+                    </a:prstGeom>
+                  </pic:spPr>
+                </pic:pic>
+              </a:graphicData>
+            </a:graphic>
+          </wp:inline>
+        </w:drawing>
+      </w:r>
+    </w:p>
+    <w:p>
+      <w:pPr>
+        <w:rPr>
+          <w:rFonts w:ascii="Times New Roman" w:hAnsi="Times New Roman" w:cs="Times New Roman"/>
+          <w:sz w:val="26"/>
+          <w:szCs w:val="26"/>
+        </w:rPr>
+      </w:pPr>
+      <w:r>
+        <w:rPr>
+          <w:noProof/>
+        </w:rPr>
+        <w:lastRenderedPageBreak/>
+        <w:drawing>
+          <wp:inline distT="0" distB="0" distL="0" distR="0" wp14:anchorId="5E06611B" wp14:editId="50CC3BBC">
+            <wp:extent cx="5943600" cy="4394835"/>
+            <wp:effectExtent l="0" t="0" r="0" b="5715"/>
+            <wp:docPr id="15" name="Picture 15"/>
+            <wp:cNvGraphicFramePr>
+              <a:graphicFrameLocks xmlns:a="http://schemas.openxmlformats.org/drawingml/2006/main" noChangeAspect="1"/>
+            </wp:cNvGraphicFramePr>
+            <a:graphic xmlns:a="http://schemas.openxmlformats.org/drawingml/2006/main">
+              <a:graphicData uri="http://schemas.openxmlformats.org/drawingml/2006/picture">
+                <pic:pic xmlns:pic="http://schemas.openxmlformats.org/drawingml/2006/picture">
+                  <pic:nvPicPr>
+                    <pic:cNvPr id="1" name=""/>
+                    <pic:cNvPicPr/>
+                  </pic:nvPicPr>
+                  <pic:blipFill>
+                    <a:blip r:embed="rId18"/>
+                    <a:stretch>
+                      <a:fillRect/>
+                    </a:stretch>
+                  </pic:blipFill>
+                  <pic:spPr>
+                    <a:xfrm>
+                      <a:off x="0" y="0"/>
+                      <a:ext cx="5943600" cy="4394835"/>
+                    </a:xfrm>
+                    <a:prstGeom prst="rect">
+                      <a:avLst/>
+                    </a:prstGeom>
+                  </pic:spPr>
+                </pic:pic>
+              </a:graphicData>
+            </a:graphic>
+          </wp:inline>
+        </w:drawing>
+      </w:r>
+    </w:p>
+    <w:p>
+      <w:r>
+        <w:t>Cấu hình DNS Forwarders</w:t>
+      </w:r>
+    </w:p>
+    <w:p>
+      <w:pPr>
+        <w:jc w:val="center"/>
+        <w:rPr>
+          <w:rFonts w:ascii="Times New Roman" w:hAnsi="Times New Roman" w:cs="Times New Roman"/>
+          <w:sz w:val="26"/>
+          <w:szCs w:val="26"/>
+        </w:rPr>
+      </w:pPr>
+      <w:r>
+        <w:rPr>
+          <w:noProof/>
+        </w:rPr>
+        <w:lastRenderedPageBreak/>
+        <w:drawing>
+          <wp:inline distT="0" distB="0" distL="0" distR="0" wp14:anchorId="10EC5C86" wp14:editId="56A642C4">
+            <wp:extent cx="3109229" cy="3619814"/>
+            <wp:effectExtent l="0" t="0" r="0" b="0"/>
+            <wp:docPr id="16" name="Picture 16"/>
+            <wp:cNvGraphicFramePr>
+              <a:graphicFrameLocks xmlns:a="http://schemas.openxmlformats.org/drawingml/2006/main" noChangeAspect="1"/>
+            </wp:cNvGraphicFramePr>
+            <a:graphic xmlns:a="http://schemas.openxmlformats.org/drawingml/2006/main">
+              <a:graphicData uri="http://schemas.openxmlformats.org/drawingml/2006/picture">
+                <pic:pic xmlns:pic="http://schemas.openxmlformats.org/drawingml/2006/picture">
+                  <pic:nvPicPr>
+                    <pic:cNvPr id="1" name=""/>
+                    <pic:cNvPicPr/>
+                  </pic:nvPicPr>
+                  <pic:blipFill>
+                    <a:blip r:embed="rId19"/>
+                    <a:stretch>
+                      <a:fillRect/>
+                    </a:stretch>
+                  </pic:blipFill>
+                  <pic:spPr>
+                    <a:xfrm>
+                      <a:off x="0" y="0"/>
+                      <a:ext cx="3109229" cy="3619814"/>
+                    </a:xfrm>
+                    <a:prstGeom prst="rect">
+                      <a:avLst/>
+                    </a:prstGeom>
+                  </pic:spPr>
+                </pic:pic>
+              </a:graphicData>
+            </a:graphic>
+          </wp:inline>
+        </w:drawing>
+      </w:r>
+    </w:p>
+    <w:p>
+      <w:pPr>
+        <w:rPr>
+          <w:rFonts w:ascii="Times New Roman" w:hAnsi="Times New Roman" w:cs="Times New Roman"/>
+          <w:sz w:val="26"/>
+          <w:szCs w:val="26"/>
+        </w:rPr>
+      </w:pPr>
     </w:p>
     <w:p>
       <w:pPr>
